--- a/cv/Arsene_Le_Moigne_CV_FR_Legal_Engineer.docx
+++ b/cv/Arsene_Le_Moigne_CV_FR_Legal_Engineer.docx
@@ -31,7 +31,7 @@
         </w:rPr>
         <w:t xml:space="preserve">Mobile : +420 702 080 468 | </w:t>
       </w:r>
-      <w:hyperlink w:history="1" r:id="rId5gfw9dnzdpmtiunl7puvq">
+      <w:hyperlink w:history="1" r:id="rIdw1auezq1bip7hzzwf_y9w">
         <w:r>
           <w:rPr>
             <w:rFonts w:ascii="Times New Roman" w:cs="Times New Roman" w:eastAsia="Times New Roman" w:hAnsi="Times New Roman"/>
@@ -159,43 +159,43 @@
           <w:sz w:val="22"/>
           <w:szCs w:val="22"/>
         </w:rPr>
-        <w:t xml:space="preserve">Conception et déploiement d'agents IA pour des cas d'usage juridiques (revue de contrats, recherche, rédaction) ; intégrations MCP et outils sur API</w:t>
-      </w:r>
-    </w:p>
-    <w:p>
-      <w:pPr>
-        <w:pStyle w:val="ListParagraph"/>
-        <w:numPr>
-          <w:ilvl w:val="0"/>
-          <w:numId w:val="2"/>
-        </w:numPr>
-        <w:spacing w:after="20" w:before="0"/>
-      </w:pPr>
-      <w:r>
-        <w:rPr>
-          <w:rFonts w:ascii="Times New Roman" w:cs="Times New Roman" w:eastAsia="Times New Roman" w:hAnsi="Times New Roman"/>
-          <w:sz w:val="22"/>
-          <w:szCs w:val="22"/>
-        </w:rPr>
-        <w:t xml:space="preserve">Développement de l'intégration WhatsApp de l'agent Delos (WhatsApp Business API) : les clients interrogent l'agent directement par message</w:t>
-      </w:r>
-    </w:p>
-    <w:p>
-      <w:pPr>
-        <w:pStyle w:val="ListParagraph"/>
-        <w:numPr>
-          <w:ilvl w:val="0"/>
-          <w:numId w:val="2"/>
-        </w:numPr>
-        <w:spacing w:after="20" w:before="0"/>
-      </w:pPr>
-      <w:r>
-        <w:rPr>
-          <w:rFonts w:ascii="Times New Roman" w:cs="Times New Roman" w:eastAsia="Times New Roman" w:hAnsi="Times New Roman"/>
-          <w:sz w:val="22"/>
-          <w:szCs w:val="22"/>
-        </w:rPr>
-        <w:t xml:space="preserve">Forward deployed : déploiement du produit chez les clients, paramétrage des workflows, évaluation des réponses et remontée des retours à l'équipe produit</w:t>
+        <w:t xml:space="preserve">Forward deployed engineer : conception et déploiement chez un client d'agents IA de conformité, d'analyse de contrats, de recherche juridique, d'analyse de PI et de suivi de la contrefaçon</w:t>
+      </w:r>
+    </w:p>
+    <w:p>
+      <w:pPr>
+        <w:pStyle w:val="ListParagraph"/>
+        <w:numPr>
+          <w:ilvl w:val="0"/>
+          <w:numId w:val="2"/>
+        </w:numPr>
+        <w:spacing w:after="20" w:before="0"/>
+      </w:pPr>
+      <w:r>
+        <w:rPr>
+          <w:rFonts w:ascii="Times New Roman" w:cs="Times New Roman" w:eastAsia="Times New Roman" w:hAnsi="Times New Roman"/>
+          <w:sz w:val="22"/>
+          <w:szCs w:val="22"/>
+        </w:rPr>
+        <w:t xml:space="preserve">Intégration WhatsApp de l'agent Delos (WhatsApp Business API) utilisée dans une campagne publicitaire que j'ai co-conçue : codée, testée, évaluée et mise en production seul</w:t>
+      </w:r>
+    </w:p>
+    <w:p>
+      <w:pPr>
+        <w:pStyle w:val="ListParagraph"/>
+        <w:numPr>
+          <w:ilvl w:val="0"/>
+          <w:numId w:val="2"/>
+        </w:numPr>
+        <w:spacing w:after="20" w:before="0"/>
+      </w:pPr>
+      <w:r>
+        <w:rPr>
+          <w:rFonts w:ascii="Times New Roman" w:cs="Times New Roman" w:eastAsia="Times New Roman" w:hAnsi="Times New Roman"/>
+          <w:sz w:val="22"/>
+          <w:szCs w:val="22"/>
+        </w:rPr>
+        <w:t xml:space="preserve">Intégrations MCP et outils sur API, paramétrage des workflows et évaluation des réponses ; remontée des retours à l'équipe produit</w:t>
       </w:r>
     </w:p>
     <w:p>

--- a/cv/Arsene_Le_Moigne_CV_FR_Legal_Engineer.docx
+++ b/cv/Arsene_Le_Moigne_CV_FR_Legal_Engineer.docx
@@ -31,7 +31,7 @@
         </w:rPr>
         <w:t xml:space="preserve">Mobile : +420 702 080 468 | </w:t>
       </w:r>
-      <w:hyperlink w:history="1" r:id="rIdw1auezq1bip7hzzwf_y9w">
+      <w:hyperlink w:history="1" r:id="rIds23_gi2unhnxwjx2zy3il">
         <w:r>
           <w:rPr>
             <w:rFonts w:ascii="Times New Roman" w:cs="Times New Roman" w:eastAsia="Times New Roman" w:hAnsi="Times New Roman"/>
@@ -62,7 +62,7 @@
           <w:sz w:val="22"/>
           <w:szCs w:val="22"/>
         </w:rPr>
-        <w:t xml:space="preserve">Responsable juridique &amp; Legal Engineer chez Delos Intelligence (IA souveraine, Paris) et élève-avocat EFB en alternance. Diplômé HEC Paris et Paris 1 (droit des affaires). Je conçois et déploie des agents IA pour des équipes juridiques et je cherche un poste de Legal Engineer chez Legora à Paris.</w:t>
+        <w:t xml:space="preserve">Legal Engineer de formation juridique. Chez Delos Intelligence, je conçois, code et déploie des agents IA pour des équipes juridiques, en parallèle de ma formation d'avocat à l'EFB. Diplômé d'HEC Paris et de Paris 1 en droit des affaires. Candidat au poste de Legal Engineer chez Legora à Paris.</w:t>
       </w:r>
     </w:p>
     <w:p>
@@ -159,61 +159,61 @@
           <w:sz w:val="22"/>
           <w:szCs w:val="22"/>
         </w:rPr>
-        <w:t xml:space="preserve">Forward deployed engineer : conception et déploiement chez un client d'agents IA de conformité, d'analyse de contrats, de recherche juridique, d'analyse de PI et de suivi de la contrefaçon</w:t>
-      </w:r>
-    </w:p>
-    <w:p>
-      <w:pPr>
-        <w:pStyle w:val="ListParagraph"/>
-        <w:numPr>
-          <w:ilvl w:val="0"/>
-          <w:numId w:val="2"/>
-        </w:numPr>
-        <w:spacing w:after="20" w:before="0"/>
-      </w:pPr>
-      <w:r>
-        <w:rPr>
-          <w:rFonts w:ascii="Times New Roman" w:cs="Times New Roman" w:eastAsia="Times New Roman" w:hAnsi="Times New Roman"/>
-          <w:sz w:val="22"/>
-          <w:szCs w:val="22"/>
-        </w:rPr>
-        <w:t xml:space="preserve">Intégration WhatsApp de l'agent Delos (WhatsApp Business API) utilisée dans une campagne publicitaire que j'ai co-conçue : codée, testée, évaluée et mise en production seul</w:t>
-      </w:r>
-    </w:p>
-    <w:p>
-      <w:pPr>
-        <w:pStyle w:val="ListParagraph"/>
-        <w:numPr>
-          <w:ilvl w:val="0"/>
-          <w:numId w:val="2"/>
-        </w:numPr>
-        <w:spacing w:after="20" w:before="0"/>
-      </w:pPr>
-      <w:r>
-        <w:rPr>
-          <w:rFonts w:ascii="Times New Roman" w:cs="Times New Roman" w:eastAsia="Times New Roman" w:hAnsi="Times New Roman"/>
-          <w:sz w:val="22"/>
-          <w:szCs w:val="22"/>
-        </w:rPr>
-        <w:t xml:space="preserve">Intégrations MCP et outils sur API, paramétrage des workflows et évaluation des réponses ; remontée des retours à l'équipe produit</w:t>
-      </w:r>
-    </w:p>
-    <w:p>
-      <w:pPr>
-        <w:pStyle w:val="ListParagraph"/>
-        <w:numPr>
-          <w:ilvl w:val="0"/>
-          <w:numId w:val="2"/>
-        </w:numPr>
-        <w:spacing w:after="20" w:before="0"/>
-      </w:pPr>
-      <w:r>
-        <w:rPr>
-          <w:rFonts w:ascii="Times New Roman" w:cs="Times New Roman" w:eastAsia="Times New Roman" w:hAnsi="Times New Roman"/>
-          <w:sz w:val="22"/>
-          <w:szCs w:val="22"/>
-        </w:rPr>
-        <w:t xml:space="preserve">Responsable juridique : contrats clients, CGV/CGU, DPA, conformité RGPD et AI Act ; soutien commercial (démos, appels d'offres)</w:t>
+        <w:t xml:space="preserve">Forward Deployed Engineer pour un client : conception et mise en production d'agents IA de conformité, d'analyse contractuelle, de recherche juridique, d'analyse PI et de suivi de la contrefaçon</w:t>
+      </w:r>
+    </w:p>
+    <w:p>
+      <w:pPr>
+        <w:pStyle w:val="ListParagraph"/>
+        <w:numPr>
+          <w:ilvl w:val="0"/>
+          <w:numId w:val="2"/>
+        </w:numPr>
+        <w:spacing w:after="20" w:before="0"/>
+      </w:pPr>
+      <w:r>
+        <w:rPr>
+          <w:rFonts w:ascii="Times New Roman" w:cs="Times New Roman" w:eastAsia="Times New Roman" w:hAnsi="Times New Roman"/>
+          <w:sz w:val="22"/>
+          <w:szCs w:val="22"/>
+        </w:rPr>
+        <w:t xml:space="preserve">Intégration WhatsApp de l'agent développée de bout en bout (code, tests, évaluation, mise en production), au cœur d'une campagne publicitaire que j'ai co-conçue</w:t>
+      </w:r>
+    </w:p>
+    <w:p>
+      <w:pPr>
+        <w:pStyle w:val="ListParagraph"/>
+        <w:numPr>
+          <w:ilvl w:val="0"/>
+          <w:numId w:val="2"/>
+        </w:numPr>
+        <w:spacing w:after="20" w:before="0"/>
+      </w:pPr>
+      <w:r>
+        <w:rPr>
+          <w:rFonts w:ascii="Times New Roman" w:cs="Times New Roman" w:eastAsia="Times New Roman" w:hAnsi="Times New Roman"/>
+          <w:sz w:val="22"/>
+          <w:szCs w:val="22"/>
+        </w:rPr>
+        <w:t xml:space="preserve">Pilotage juridique de l'entreprise : contrats clients, CGU/CGV, DPA, conformité RGPD et AI Act</w:t>
+      </w:r>
+    </w:p>
+    <w:p>
+      <w:pPr>
+        <w:pStyle w:val="ListParagraph"/>
+        <w:numPr>
+          <w:ilvl w:val="0"/>
+          <w:numId w:val="2"/>
+        </w:numPr>
+        <w:spacing w:after="20" w:before="0"/>
+      </w:pPr>
+      <w:r>
+        <w:rPr>
+          <w:rFonts w:ascii="Times New Roman" w:cs="Times New Roman" w:eastAsia="Times New Roman" w:hAnsi="Times New Roman"/>
+          <w:sz w:val="22"/>
+          <w:szCs w:val="22"/>
+        </w:rPr>
+        <w:t xml:space="preserve">Appui commercial : démos, réponses aux appels d'offres, retours clients transmis à l'équipe produit</w:t>
       </w:r>
     </w:p>
     <w:p>
@@ -291,43 +291,43 @@
           <w:sz w:val="22"/>
           <w:szCs w:val="22"/>
         </w:rPr>
-        <w:t xml:space="preserve">Construction d'un jeu de données de prospection sur mesure à partir du registre allemand MaStR : filtrage, enrichissement et scoring des prospects selon la taille de leur parc PV, les kWh et d'autres métriques</w:t>
-      </w:r>
-    </w:p>
-    <w:p>
-      <w:pPr>
-        <w:pStyle w:val="ListParagraph"/>
-        <w:numPr>
-          <w:ilvl w:val="0"/>
-          <w:numId w:val="2"/>
-        </w:numPr>
-        <w:spacing w:after="20" w:before="0"/>
-      </w:pPr>
-      <w:r>
-        <w:rPr>
-          <w:rFonts w:ascii="Times New Roman" w:cs="Times New Roman" w:eastAsia="Times New Roman" w:hAnsi="Times New Roman"/>
-          <w:sz w:val="22"/>
-          <w:szCs w:val="22"/>
-        </w:rPr>
-        <w:t xml:space="preserve">Conception et lancement from scratch de la campagne outbound B2B par e-mail : 10 % de taux de réponse, intégrée au CRM via Clay, Apollo et d'autres serveurs MCP</w:t>
-      </w:r>
-    </w:p>
-    <w:p>
-      <w:pPr>
-        <w:pStyle w:val="ListParagraph"/>
-        <w:numPr>
-          <w:ilvl w:val="0"/>
-          <w:numId w:val="2"/>
-        </w:numPr>
-        <w:spacing w:after="20" w:before="0"/>
-      </w:pPr>
-      <w:r>
-        <w:rPr>
-          <w:rFonts w:ascii="Times New Roman" w:cs="Times New Roman" w:eastAsia="Times New Roman" w:hAnsi="Times New Roman"/>
-          <w:sz w:val="22"/>
-          <w:szCs w:val="22"/>
-        </w:rPr>
-        <w:t xml:space="preserve">Élaboration complète d'un modèle financier destiné aux relations investisseurs</w:t>
+        <w:t xml:space="preserve">Création de la prospection outbound B2B de zéro : 10 % de taux de réponse aux campagnes e-mail, synchronisées au CRM via Clay, Apollo et MCP</w:t>
+      </w:r>
+    </w:p>
+    <w:p>
+      <w:pPr>
+        <w:pStyle w:val="ListParagraph"/>
+        <w:numPr>
+          <w:ilvl w:val="0"/>
+          <w:numId w:val="2"/>
+        </w:numPr>
+        <w:spacing w:after="20" w:before="0"/>
+      </w:pPr>
+      <w:r>
+        <w:rPr>
+          <w:rFonts w:ascii="Times New Roman" w:cs="Times New Roman" w:eastAsia="Times New Roman" w:hAnsi="Times New Roman"/>
+          <w:sz w:val="22"/>
+          <w:szCs w:val="22"/>
+        </w:rPr>
+        <w:t xml:space="preserve">Constitution d'une base de prospects à partir du registre allemand MaStR, notée selon la puissance PV installée, la production (kWh) et d'autres indicateurs</w:t>
+      </w:r>
+    </w:p>
+    <w:p>
+      <w:pPr>
+        <w:pStyle w:val="ListParagraph"/>
+        <w:numPr>
+          <w:ilvl w:val="0"/>
+          <w:numId w:val="2"/>
+        </w:numPr>
+        <w:spacing w:after="20" w:before="0"/>
+      </w:pPr>
+      <w:r>
+        <w:rPr>
+          <w:rFonts w:ascii="Times New Roman" w:cs="Times New Roman" w:eastAsia="Times New Roman" w:hAnsi="Times New Roman"/>
+          <w:sz w:val="22"/>
+          <w:szCs w:val="22"/>
+        </w:rPr>
+        <w:t xml:space="preserve">Modèle financier complet pour les relations investisseurs</w:t>
       </w:r>
     </w:p>
     <w:p>
@@ -405,7 +405,7 @@
           <w:sz w:val="22"/>
           <w:szCs w:val="22"/>
         </w:rPr>
-        <w:t xml:space="preserve">Analyse de l'exposition aux risques douaniers de plus de 25 marques, outil développé en Python</w:t>
+        <w:t xml:space="preserve">Cartographie de l'exposition douanière de plus de 25 maisons, à l'aide d'un outil développé en Python</w:t>
       </w:r>
     </w:p>
     <w:p>
@@ -483,25 +483,25 @@
           <w:sz w:val="22"/>
           <w:szCs w:val="22"/>
         </w:rPr>
-        <w:t xml:space="preserve">Révision de la documentation pré-contractuelle et des contrats de cession</w:t>
-      </w:r>
-    </w:p>
-    <w:p>
-      <w:pPr>
-        <w:pStyle w:val="ListParagraph"/>
-        <w:numPr>
-          <w:ilvl w:val="0"/>
-          <w:numId w:val="2"/>
-        </w:numPr>
-        <w:spacing w:after="20" w:before="0"/>
-      </w:pPr>
-      <w:r>
-        <w:rPr>
-          <w:rFonts w:ascii="Times New Roman" w:cs="Times New Roman" w:eastAsia="Times New Roman" w:hAnsi="Times New Roman"/>
-          <w:sz w:val="22"/>
-          <w:szCs w:val="22"/>
-        </w:rPr>
-        <w:t xml:space="preserve">Réalisation autonome d'une due diligence à Hambourg dans le cadre d'un litige international</w:t>
+        <w:t xml:space="preserve">Revue de la documentation précontractuelle et des contrats de cession</w:t>
+      </w:r>
+    </w:p>
+    <w:p>
+      <w:pPr>
+        <w:pStyle w:val="ListParagraph"/>
+        <w:numPr>
+          <w:ilvl w:val="0"/>
+          <w:numId w:val="2"/>
+        </w:numPr>
+        <w:spacing w:after="20" w:before="0"/>
+      </w:pPr>
+      <w:r>
+        <w:rPr>
+          <w:rFonts w:ascii="Times New Roman" w:cs="Times New Roman" w:eastAsia="Times New Roman" w:hAnsi="Times New Roman"/>
+          <w:sz w:val="22"/>
+          <w:szCs w:val="22"/>
+        </w:rPr>
+        <w:t xml:space="preserve">Due diligence menée en autonomie à Hambourg dans le cadre d'un litige international</w:t>
       </w:r>
     </w:p>
     <w:p>
@@ -572,7 +572,7 @@
           <w:sz w:val="22"/>
           <w:szCs w:val="22"/>
         </w:rPr>
-        <w:t xml:space="preserve">CRFPA obtenu (droit fiscal) · Alternance en cours chez Delos Intelligence</w:t>
+        <w:t xml:space="preserve">CRFPA obtenu (droit fiscal) · Alternance chez Delos Intelligence</w:t>
       </w:r>
       <w:r>
         <w:rPr>
@@ -658,7 +658,7 @@
           <w:sz w:val="22"/>
           <w:szCs w:val="22"/>
         </w:rPr>
-        <w:t xml:space="preserve">Mémoire : le droit fiscal à l'épreuve des agents autonomes</w:t>
+        <w:t xml:space="preserve">Mémoire : « Le cycle commercial des agents autonomes »</w:t>
       </w:r>
     </w:p>
     <w:p>
@@ -710,7 +710,7 @@
           <w:sz w:val="22"/>
           <w:szCs w:val="22"/>
         </w:rPr>
-        <w:t xml:space="preserve">Double diplôme avec l'Université de Bourgogne (Licence de Droit)</w:t>
+        <w:t xml:space="preserve">Double diplôme avec l'Université de Bourgogne (Licence de droit)</w:t>
       </w:r>
       <w:r>
         <w:rPr>
@@ -736,7 +736,7 @@
           <w:sz w:val="22"/>
           <w:szCs w:val="22"/>
         </w:rPr>
-        <w:t xml:space="preserve">Échange universitaire à l'Università Bocconi (Finance et Comptabilité)</w:t>
+        <w:t xml:space="preserve">Échange universitaire à l'Università Bocconi (finance et comptabilité)</w:t>
       </w:r>
     </w:p>
     <w:p>
@@ -788,7 +788,7 @@
           <w:sz w:val="22"/>
           <w:szCs w:val="22"/>
         </w:rPr>
-        <w:t xml:space="preserve">Examens annuels (Rozdílové zkoušky) validés en tchèque (Mention Très Bien / 1*)</w:t>
+        <w:t xml:space="preserve">Examens annuels (Rozdílové zkoušky) validés en tchèque, mention Très Bien (1*)</w:t>
       </w:r>
       <w:r>
         <w:rPr>
@@ -833,25 +833,25 @@
           <w:sz w:val="22"/>
           <w:szCs w:val="22"/>
         </w:rPr>
-        <w:t xml:space="preserve">2ème place au Hackathon European Defense Tech de Prague (2025) : conception et pitch d'un prototype de drone autonome devant des experts de la défense</w:t>
-      </w:r>
-    </w:p>
-    <w:p>
-      <w:pPr>
-        <w:pStyle w:val="ListParagraph"/>
-        <w:numPr>
-          <w:ilvl w:val="0"/>
-          <w:numId w:val="2"/>
-        </w:numPr>
-        <w:spacing w:after="20" w:before="0"/>
-      </w:pPr>
-      <w:r>
-        <w:rPr>
-          <w:rFonts w:ascii="Times New Roman" w:cs="Times New Roman" w:eastAsia="Times New Roman" w:hAnsi="Times New Roman"/>
-          <w:sz w:val="22"/>
-          <w:szCs w:val="22"/>
-        </w:rPr>
-        <w:t xml:space="preserve">Capitaine de l'équipe d'aviron d'HEC, 5ème place aux Championnats de France Universitaires (8+) en 2024. Vice-champion de République Tchèque d'aviron (4x) en 2018</w:t>
+        <w:t xml:space="preserve">Hackathon European Defense Tech, Prague (2025) : 2e place avec un prototype de drone autonome présenté à un jury d'experts de la défense</w:t>
+      </w:r>
+    </w:p>
+    <w:p>
+      <w:pPr>
+        <w:pStyle w:val="ListParagraph"/>
+        <w:numPr>
+          <w:ilvl w:val="0"/>
+          <w:numId w:val="2"/>
+        </w:numPr>
+        <w:spacing w:after="20" w:before="0"/>
+      </w:pPr>
+      <w:r>
+        <w:rPr>
+          <w:rFonts w:ascii="Times New Roman" w:cs="Times New Roman" w:eastAsia="Times New Roman" w:hAnsi="Times New Roman"/>
+          <w:sz w:val="22"/>
+          <w:szCs w:val="22"/>
+        </w:rPr>
+        <w:t xml:space="preserve">Capitaine de l'équipe d'aviron d'HEC : 5e aux Championnats de France universitaires (huit, 2024). Vice-champion de République tchèque (quatre de couple, 2018)</w:t>
       </w:r>
     </w:p>
     <w:p>
@@ -888,43 +888,43 @@
           <w:sz w:val="22"/>
           <w:szCs w:val="22"/>
         </w:rPr>
-        <w:t xml:space="preserve">Trilingue : Français, Tchèque, Anglais | Notions : Allemand et Italien</w:t>
-      </w:r>
-    </w:p>
-    <w:p>
-      <w:pPr>
-        <w:pStyle w:val="ListParagraph"/>
-        <w:numPr>
-          <w:ilvl w:val="0"/>
-          <w:numId w:val="2"/>
-        </w:numPr>
-        <w:spacing w:after="20" w:before="0"/>
-      </w:pPr>
-      <w:r>
-        <w:rPr>
-          <w:rFonts w:ascii="Times New Roman" w:cs="Times New Roman" w:eastAsia="Times New Roman" w:hAnsi="Times New Roman"/>
-          <w:sz w:val="22"/>
-          <w:szCs w:val="22"/>
-        </w:rPr>
-        <w:t xml:space="preserve">Développement d'agents IA : API Claude / OpenAI, MCP, WhatsApp Business API. Python (Harvard CS50), SQL (Google Data Analytics), TypeScript / Next.js / Supabase</w:t>
-      </w:r>
-    </w:p>
-    <w:p>
-      <w:pPr>
-        <w:pStyle w:val="ListParagraph"/>
-        <w:numPr>
-          <w:ilvl w:val="0"/>
-          <w:numId w:val="2"/>
-        </w:numPr>
-        <w:spacing w:after="20" w:before="0"/>
-      </w:pPr>
-      <w:r>
-        <w:rPr>
-          <w:rFonts w:ascii="Times New Roman" w:cs="Times New Roman" w:eastAsia="Times New Roman" w:hAnsi="Times New Roman"/>
-          <w:sz w:val="22"/>
-          <w:szCs w:val="22"/>
-        </w:rPr>
-        <w:t xml:space="preserve">Droit : contrats tech, RGPD, AI Act, droit fiscal, contentieux et M&amp;A</w:t>
+        <w:t xml:space="preserve">Trilingue : français, tchèque, anglais. Notions d'allemand et d'italien</w:t>
+      </w:r>
+    </w:p>
+    <w:p>
+      <w:pPr>
+        <w:pStyle w:val="ListParagraph"/>
+        <w:numPr>
+          <w:ilvl w:val="0"/>
+          <w:numId w:val="2"/>
+        </w:numPr>
+        <w:spacing w:after="20" w:before="0"/>
+      </w:pPr>
+      <w:r>
+        <w:rPr>
+          <w:rFonts w:ascii="Times New Roman" w:cs="Times New Roman" w:eastAsia="Times New Roman" w:hAnsi="Times New Roman"/>
+          <w:sz w:val="22"/>
+          <w:szCs w:val="22"/>
+        </w:rPr>
+        <w:t xml:space="preserve">Tech : API Claude et OpenAI, MCP, WhatsApp Business API, Python (Harvard CS50), SQL (Google Data Analytics), TypeScript, Next.js, Supabase</w:t>
+      </w:r>
+    </w:p>
+    <w:p>
+      <w:pPr>
+        <w:pStyle w:val="ListParagraph"/>
+        <w:numPr>
+          <w:ilvl w:val="0"/>
+          <w:numId w:val="2"/>
+        </w:numPr>
+        <w:spacing w:after="20" w:before="0"/>
+      </w:pPr>
+      <w:r>
+        <w:rPr>
+          <w:rFonts w:ascii="Times New Roman" w:cs="Times New Roman" w:eastAsia="Times New Roman" w:hAnsi="Times New Roman"/>
+          <w:sz w:val="22"/>
+          <w:szCs w:val="22"/>
+        </w:rPr>
+        <w:t xml:space="preserve">Droit : contrats tech, RGPD, AI Act, fiscalité, contentieux, M&amp;A</w:t>
       </w:r>
     </w:p>
     <w:sectPr>

--- a/cv/Arsene_Le_Moigne_CV_FR_Legal_Engineer.docx
+++ b/cv/Arsene_Le_Moigne_CV_FR_Legal_Engineer.docx
@@ -31,7 +31,7 @@
         </w:rPr>
         <w:t xml:space="preserve">Mobile : +420 702 080 468 | </w:t>
       </w:r>
-      <w:hyperlink w:history="1" r:id="rIds23_gi2unhnxwjx2zy3il">
+      <w:hyperlink w:history="1" r:id="rId3ubc9ri5zygdpwdepgyad">
         <w:r>
           <w:rPr>
             <w:rFonts w:ascii="Times New Roman" w:cs="Times New Roman" w:eastAsia="Times New Roman" w:hAnsi="Times New Roman"/>
@@ -159,7 +159,7 @@
           <w:sz w:val="22"/>
           <w:szCs w:val="22"/>
         </w:rPr>
-        <w:t xml:space="preserve">Forward Deployed Engineer pour un client : conception et mise en production d'agents IA de conformité, d'analyse contractuelle, de recherche juridique, d'analyse PI et de suivi de la contrefaçon</w:t>
+        <w:t xml:space="preserve">Legal Engineer pour un client : conception et mise en production d'agents IA de conformité, d'analyse contractuelle, de recherche juridique, d'analyse PI et de suivi de la contrefaçon</w:t>
       </w:r>
     </w:p>
     <w:p>
@@ -572,7 +572,7 @@
           <w:sz w:val="22"/>
           <w:szCs w:val="22"/>
         </w:rPr>
-        <w:t xml:space="preserve">CRFPA obtenu (droit fiscal) · Alternance chez Delos Intelligence</w:t>
+        <w:t xml:space="preserve">CRFPA obtenu (droit fiscal)</w:t>
       </w:r>
       <w:r>
         <w:rPr>
@@ -906,7 +906,25 @@
           <w:sz w:val="22"/>
           <w:szCs w:val="22"/>
         </w:rPr>
-        <w:t xml:space="preserve">Tech : API Claude et OpenAI, MCP, WhatsApp Business API, Python (Harvard CS50), SQL (Google Data Analytics), TypeScript, Next.js, Supabase</w:t>
+        <w:t xml:space="preserve">Tech : Python, PyTorch, SQL, TypeScript, Next.js, Supabase ; API Claude et OpenAI, MCP, WhatsApp Business API</w:t>
+      </w:r>
+    </w:p>
+    <w:p>
+      <w:pPr>
+        <w:pStyle w:val="ListParagraph"/>
+        <w:numPr>
+          <w:ilvl w:val="0"/>
+          <w:numId w:val="2"/>
+        </w:numPr>
+        <w:spacing w:after="20" w:before="0"/>
+      </w:pPr>
+      <w:r>
+        <w:rPr>
+          <w:rFonts w:ascii="Times New Roman" w:cs="Times New Roman" w:eastAsia="Times New Roman" w:hAnsi="Times New Roman"/>
+          <w:sz w:val="22"/>
+          <w:szCs w:val="22"/>
+        </w:rPr>
+        <w:t xml:space="preserve">Certifications : Harvard CS50, Harvard CS50 for Lawyers, Google Data Analytics</w:t>
       </w:r>
     </w:p>
     <w:p>

--- a/cv/Arsene_Le_Moigne_CV_FR_Legal_Engineer.docx
+++ b/cv/Arsene_Le_Moigne_CV_FR_Legal_Engineer.docx
@@ -31,7 +31,7 @@
         </w:rPr>
         <w:t xml:space="preserve">Mobile : +420 702 080 468 | </w:t>
       </w:r>
-      <w:hyperlink w:history="1" r:id="rId3ubc9ri5zygdpwdepgyad">
+      <w:hyperlink w:history="1" r:id="rIdra414xx_hhhewn1mlw-uq">
         <w:r>
           <w:rPr>
             <w:rFonts w:ascii="Times New Roman" w:cs="Times New Roman" w:eastAsia="Times New Roman" w:hAnsi="Times New Roman"/>
@@ -159,25 +159,25 @@
           <w:sz w:val="22"/>
           <w:szCs w:val="22"/>
         </w:rPr>
-        <w:t xml:space="preserve">Legal Engineer pour un client : conception et mise en production d'agents IA de conformité, d'analyse contractuelle, de recherche juridique, d'analyse PI et de suivi de la contrefaçon</w:t>
-      </w:r>
-    </w:p>
-    <w:p>
-      <w:pPr>
-        <w:pStyle w:val="ListParagraph"/>
-        <w:numPr>
-          <w:ilvl w:val="0"/>
-          <w:numId w:val="2"/>
-        </w:numPr>
-        <w:spacing w:after="20" w:before="0"/>
-      </w:pPr>
-      <w:r>
-        <w:rPr>
-          <w:rFonts w:ascii="Times New Roman" w:cs="Times New Roman" w:eastAsia="Times New Roman" w:hAnsi="Times New Roman"/>
-          <w:sz w:val="22"/>
-          <w:szCs w:val="22"/>
-        </w:rPr>
-        <w:t xml:space="preserve">Intégration WhatsApp de l'agent développée de bout en bout (code, tests, évaluation, mise en production), au cœur d'une campagne publicitaire que j'ai co-conçue</w:t>
+        <w:t xml:space="preserve">Déploiement et personnalisation d'agents IA pour des cas d'usage de conformité, d'analyse contractuelle, de recherche juridique, d'analyse PI et de suivi de la contrefaçon</w:t>
+      </w:r>
+    </w:p>
+    <w:p>
+      <w:pPr>
+        <w:pStyle w:val="ListParagraph"/>
+        <w:numPr>
+          <w:ilvl w:val="0"/>
+          <w:numId w:val="2"/>
+        </w:numPr>
+        <w:spacing w:after="20" w:before="0"/>
+      </w:pPr>
+      <w:r>
+        <w:rPr>
+          <w:rFonts w:ascii="Times New Roman" w:cs="Times New Roman" w:eastAsia="Times New Roman" w:hAnsi="Times New Roman"/>
+          <w:sz w:val="22"/>
+          <w:szCs w:val="22"/>
+        </w:rPr>
+        <w:t xml:space="preserve">Intégration WhatsApp de l'agent développée de bout en bout (code, tests, évaluation, mise en production), qui a porté une campagne publicitaire que j'ai co-conçue</w:t>
       </w:r>
     </w:p>
     <w:p>
@@ -314,24 +314,6 @@
     </w:p>
     <w:p>
       <w:pPr>
-        <w:pStyle w:val="ListParagraph"/>
-        <w:numPr>
-          <w:ilvl w:val="0"/>
-          <w:numId w:val="2"/>
-        </w:numPr>
-        <w:spacing w:after="20" w:before="0"/>
-      </w:pPr>
-      <w:r>
-        <w:rPr>
-          <w:rFonts w:ascii="Times New Roman" w:cs="Times New Roman" w:eastAsia="Times New Roman" w:hAnsi="Times New Roman"/>
-          <w:sz w:val="22"/>
-          <w:szCs w:val="22"/>
-        </w:rPr>
-        <w:t xml:space="preserve">Modèle financier complet pour les relations investisseurs</w:t>
-      </w:r>
-    </w:p>
-    <w:p>
-      <w:pPr>
         <w:tabs>
           <w:tab w:val="right" w:pos="10466"/>
         </w:tabs>
@@ -405,7 +387,7 @@
           <w:sz w:val="22"/>
           <w:szCs w:val="22"/>
         </w:rPr>
-        <w:t xml:space="preserve">Cartographie de l'exposition douanière de plus de 25 maisons, à l'aide d'un outil développé en Python</w:t>
+        <w:t xml:space="preserve">Cartographie en Python de l'exposition douanière de plus de 25 maisons, utilisée par la direction pour anticiper l'impact des droits de douane de l'administration Trump</w:t>
       </w:r>
     </w:p>
     <w:p>
@@ -906,7 +888,7 @@
           <w:sz w:val="22"/>
           <w:szCs w:val="22"/>
         </w:rPr>
-        <w:t xml:space="preserve">Tech : Python, PyTorch, SQL, TypeScript, Next.js, Supabase ; API Claude et OpenAI, MCP, WhatsApp Business API</w:t>
+        <w:t xml:space="preserve">Tech : Python, PyTorch, SQL, API, MCP</w:t>
       </w:r>
     </w:p>
     <w:p>

--- a/cv/Arsene_Le_Moigne_CV_FR_Legal_Engineer.docx
+++ b/cv/Arsene_Le_Moigne_CV_FR_Legal_Engineer.docx
@@ -31,7 +31,7 @@
         </w:rPr>
         <w:t xml:space="preserve">Mobile : +420 702 080 468 | </w:t>
       </w:r>
-      <w:hyperlink w:history="1" r:id="rIdra414xx_hhhewn1mlw-uq">
+      <w:hyperlink w:history="1" r:id="rIdgoaw4xxcsxaqviv5nzrnf">
         <w:r>
           <w:rPr>
             <w:rFonts w:ascii="Times New Roman" w:cs="Times New Roman" w:eastAsia="Times New Roman" w:hAnsi="Times New Roman"/>
@@ -465,25 +465,43 @@
           <w:sz w:val="22"/>
           <w:szCs w:val="22"/>
         </w:rPr>
-        <w:t xml:space="preserve">Revue de la documentation précontractuelle et des contrats de cession</w:t>
-      </w:r>
-    </w:p>
-    <w:p>
-      <w:pPr>
-        <w:pStyle w:val="ListParagraph"/>
-        <w:numPr>
-          <w:ilvl w:val="0"/>
-          <w:numId w:val="2"/>
-        </w:numPr>
-        <w:spacing w:after="20" w:before="0"/>
-      </w:pPr>
-      <w:r>
-        <w:rPr>
-          <w:rFonts w:ascii="Times New Roman" w:cs="Times New Roman" w:eastAsia="Times New Roman" w:hAnsi="Times New Roman"/>
-          <w:sz w:val="22"/>
-          <w:szCs w:val="22"/>
-        </w:rPr>
-        <w:t xml:space="preserve">Due diligence menée en autonomie à Hambourg dans le cadre d'un litige international</w:t>
+        <w:t xml:space="preserve">Analyse réglementaire du cadre européen de la Décennie numérique : DSA, Data Act, DGA, DORA</w:t>
+      </w:r>
+    </w:p>
+    <w:p>
+      <w:pPr>
+        <w:pStyle w:val="ListParagraph"/>
+        <w:numPr>
+          <w:ilvl w:val="0"/>
+          <w:numId w:val="2"/>
+        </w:numPr>
+        <w:spacing w:after="20" w:before="0"/>
+      </w:pPr>
+      <w:r>
+        <w:rPr>
+          <w:rFonts w:ascii="Times New Roman" w:cs="Times New Roman" w:eastAsia="Times New Roman" w:hAnsi="Times New Roman"/>
+          <w:sz w:val="22"/>
+          <w:szCs w:val="22"/>
+        </w:rPr>
+        <w:t xml:space="preserve">Revue de la documentation précontractuelle et des contrats de cession dans le cadre d'opérations de M&amp;A</w:t>
+      </w:r>
+    </w:p>
+    <w:p>
+      <w:pPr>
+        <w:pStyle w:val="ListParagraph"/>
+        <w:numPr>
+          <w:ilvl w:val="0"/>
+          <w:numId w:val="2"/>
+        </w:numPr>
+        <w:spacing w:after="20" w:before="0"/>
+      </w:pPr>
+      <w:r>
+        <w:rPr>
+          <w:rFonts w:ascii="Times New Roman" w:cs="Times New Roman" w:eastAsia="Times New Roman" w:hAnsi="Times New Roman"/>
+          <w:sz w:val="22"/>
+          <w:szCs w:val="22"/>
+        </w:rPr>
+        <w:t xml:space="preserve">Due diligence menée en autonomie à Hambourg à l'appui d'un contentieux international</w:t>
       </w:r>
     </w:p>
     <w:p>
@@ -906,25 +924,25 @@
           <w:sz w:val="22"/>
           <w:szCs w:val="22"/>
         </w:rPr>
-        <w:t xml:space="preserve">Certifications : Harvard CS50, Harvard CS50 for Lawyers, Google Data Analytics</w:t>
-      </w:r>
-    </w:p>
-    <w:p>
-      <w:pPr>
-        <w:pStyle w:val="ListParagraph"/>
-        <w:numPr>
-          <w:ilvl w:val="0"/>
-          <w:numId w:val="2"/>
-        </w:numPr>
-        <w:spacing w:after="20" w:before="0"/>
-      </w:pPr>
-      <w:r>
-        <w:rPr>
-          <w:rFonts w:ascii="Times New Roman" w:cs="Times New Roman" w:eastAsia="Times New Roman" w:hAnsi="Times New Roman"/>
-          <w:sz w:val="22"/>
-          <w:szCs w:val="22"/>
-        </w:rPr>
-        <w:t xml:space="preserve">Droit : contrats tech, RGPD, AI Act, fiscalité, contentieux, M&amp;A</w:t>
+        <w:t xml:space="preserve">Certifications : Harvard CS50 Python, Harvard CS50 for Lawyers, Google Data Analytics</w:t>
+      </w:r>
+    </w:p>
+    <w:p>
+      <w:pPr>
+        <w:pStyle w:val="ListParagraph"/>
+        <w:numPr>
+          <w:ilvl w:val="0"/>
+          <w:numId w:val="2"/>
+        </w:numPr>
+        <w:spacing w:after="20" w:before="0"/>
+      </w:pPr>
+      <w:r>
+        <w:rPr>
+          <w:rFonts w:ascii="Times New Roman" w:cs="Times New Roman" w:eastAsia="Times New Roman" w:hAnsi="Times New Roman"/>
+          <w:sz w:val="22"/>
+          <w:szCs w:val="22"/>
+        </w:rPr>
+        <w:t xml:space="preserve">Droit : contrats tech, RGPD, AI Act, DSA, Data Act, DGA, DORA, fiscalité, contentieux, M&amp;A</w:t>
       </w:r>
     </w:p>
     <w:sectPr>

--- a/cv/Arsene_Le_Moigne_CV_FR_Legal_Engineer.docx
+++ b/cv/Arsene_Le_Moigne_CV_FR_Legal_Engineer.docx
@@ -31,7 +31,7 @@
         </w:rPr>
         <w:t xml:space="preserve">Mobile : +420 702 080 468 | </w:t>
       </w:r>
-      <w:hyperlink w:history="1" r:id="rIdgoaw4xxcsxaqviv5nzrnf">
+      <w:hyperlink w:history="1" r:id="rIdv-yxlwliyepzltz46t0ia">
         <w:r>
           <w:rPr>
             <w:rFonts w:ascii="Times New Roman" w:cs="Times New Roman" w:eastAsia="Times New Roman" w:hAnsi="Times New Roman"/>
@@ -658,7 +658,7 @@
           <w:sz w:val="22"/>
           <w:szCs w:val="22"/>
         </w:rPr>
-        <w:t xml:space="preserve">Mémoire : « Le cycle commercial des agents autonomes »</w:t>
+        <w:t xml:space="preserve">Mémoire : « Le cycle commercial des agents autonomes : des contrats à la fiscalité »</w:t>
       </w:r>
     </w:p>
     <w:p>
